--- a/specs/034-requirement-epic-feature-units/manual/manual.docx
+++ b/specs/034-requirement-epic-feature-units/manual/manual.docx
@@ -36,7 +36,7 @@
         </w:p>
       </w:sdtContent>
     </w:sdt>
-    <w:bookmarkStart w:id="52" w:name="요구사항-epicfeature-관리-사용-가이드"/>
+    <w:bookmarkStart w:id="69" w:name="요구사항-epicfeature-관리-사용-가이드"/>
     <w:p>
       <w:pPr>
         <w:pStyle w:val="Heading1"/>
@@ -254,7 +254,7 @@
       </w:r>
     </w:p>
     <w:bookmarkEnd w:id="10"/>
-    <w:bookmarkStart w:id="48" w:name="주요-기능"/>
+    <w:bookmarkStart w:id="65" w:name="주요-기능"/>
     <w:p>
       <w:pPr>
         <w:pStyle w:val="Heading2"/>
@@ -1501,8 +1501,606 @@
       </w:r>
     </w:p>
     <w:bookmarkEnd w:id="47"/>
-    <w:bookmarkEnd w:id="48"/>
-    <w:bookmarkStart w:id="49" w:name="자주-묻는-질문"/>
+    <w:bookmarkStart w:id="51" w:name="하위-user-story-자동-생성"/>
+    <w:p>
+      <w:pPr>
+        <w:pStyle w:val="Heading3"/>
+      </w:pPr>
+      <w:r>
+        <w:t xml:space="preserve">8. 하위 User Story 자동 생성</w:t>
+      </w:r>
+    </w:p>
+    <w:p>
+      <w:pPr>
+        <w:pStyle w:val="FirstParagraph"/>
+      </w:pPr>
+      <w:r>
+        <w:t xml:space="preserve">Epic이나 Feature를 선택한 뒤 전용 화면 위쪽의</w:t>
+      </w:r>
+      <w:r>
+        <w:t xml:space="preserve"> </w:t>
+      </w:r>
+      <w:r>
+        <w:rPr>
+          <w:b/>
+          <w:bCs/>
+        </w:rPr>
+        <w:t xml:space="preserve">“✨ 하위 US 자동생성”</w:t>
+      </w:r>
+      <w:r>
+        <w:t xml:space="preserve"> </w:t>
+      </w:r>
+      <w:r>
+        <w:t xml:space="preserve">버튼을 누르면,</w:t>
+      </w:r>
+      <w:r>
+        <w:t xml:space="preserve"> </w:t>
+      </w:r>
+      <w:r>
+        <w:t xml:space="preserve">AI가 그 단위에 어울리는 User Story 후보를 자동으로 만들어 제안합니다. 제안 창에서 각 항목을</w:t>
+      </w:r>
+      <w:r>
+        <w:t xml:space="preserve"> </w:t>
+      </w:r>
+      <w:r>
+        <w:t xml:space="preserve">체크/해제하고 내용을 직접 수정한 뒤</w:t>
+      </w:r>
+      <w:r>
+        <w:t xml:space="preserve"> </w:t>
+      </w:r>
+      <w:r>
+        <w:rPr>
+          <w:b/>
+          <w:bCs/>
+        </w:rPr>
+        <w:t xml:space="preserve">“선택 항목 추가”</w:t>
+      </w:r>
+      <w:r>
+        <w:t xml:space="preserve"> </w:t>
+      </w:r>
+      <w:r>
+        <w:t xml:space="preserve">를 누르면, 체크한 항목만 트리에</w:t>
+      </w:r>
+      <w:r>
+        <w:t xml:space="preserve"> </w:t>
+      </w:r>
+      <w:r>
+        <w:t xml:space="preserve">추가됩니다. (확정하기 전에는 아무것도 저장되지 않습니다.)</w:t>
+      </w:r>
+    </w:p>
+    <w:p>
+      <w:pPr>
+        <w:pStyle w:val="CaptionedFigure"/>
+      </w:pPr>
+      <w:r>
+        <w:drawing>
+          <wp:inline>
+            <wp:extent cx="5334000" cy="19050000"/>
+            <wp:effectExtent b="0" l="0" r="0" t="0"/>
+            <wp:docPr descr="AI가 제안한 하위 User Story 후보를 검토·선택합니다" title="" id="49" name="Picture"/>
+            <a:graphic>
+              <a:graphicData uri="http://schemas.openxmlformats.org/drawingml/2006/picture">
+                <pic:pic>
+                  <pic:nvPicPr>
+                    <pic:cNvPr descr="screenshots/13_generate_review.png" id="50" name="Picture"/>
+                    <pic:cNvPicPr>
+                      <a:picLocks noChangeArrowheads="1" noChangeAspect="1"/>
+                    </pic:cNvPicPr>
+                  </pic:nvPicPr>
+                  <pic:blipFill>
+                    <a:blip r:embed="rId48"/>
+                    <a:stretch>
+                      <a:fillRect/>
+                    </a:stretch>
+                  </pic:blipFill>
+                  <pic:spPr bwMode="auto">
+                    <a:xfrm>
+                      <a:off x="0" y="0"/>
+                      <a:ext cx="5334000" cy="19050000"/>
+                    </a:xfrm>
+                    <a:prstGeom prst="rect">
+                      <a:avLst/>
+                    </a:prstGeom>
+                    <a:noFill/>
+                    <a:ln w="9525">
+                      <a:noFill/>
+                      <a:headEnd/>
+                      <a:tailEnd/>
+                    </a:ln>
+                  </pic:spPr>
+                </pic:pic>
+              </a:graphicData>
+            </a:graphic>
+          </wp:inline>
+        </w:drawing>
+      </w:r>
+    </w:p>
+    <w:p>
+      <w:pPr>
+        <w:pStyle w:val="ImageCaption"/>
+      </w:pPr>
+      <w:r>
+        <w:t xml:space="preserve">AI가 제안한 하위 User Story 후보를 검토·선택합니다</w:t>
+      </w:r>
+    </w:p>
+    <w:bookmarkEnd w:id="51"/>
+    <w:bookmarkStart w:id="55" w:name="ddd-적합성-검증"/>
+    <w:p>
+      <w:pPr>
+        <w:pStyle w:val="Heading3"/>
+      </w:pPr>
+      <w:r>
+        <w:t xml:space="preserve">9. DDD 적합성 검증</w:t>
+      </w:r>
+    </w:p>
+    <w:p>
+      <w:pPr>
+        <w:pStyle w:val="FirstParagraph"/>
+      </w:pPr>
+      <w:r>
+        <w:t xml:space="preserve">전용 화면의</w:t>
+      </w:r>
+      <w:r>
+        <w:t xml:space="preserve"> </w:t>
+      </w:r>
+      <w:r>
+        <w:rPr>
+          <w:b/>
+          <w:bCs/>
+        </w:rPr>
+        <w:t xml:space="preserve">“🔎 DDD 검증”</w:t>
+      </w:r>
+      <w:r>
+        <w:t xml:space="preserve"> </w:t>
+      </w:r>
+      <w:r>
+        <w:t xml:space="preserve">버튼을 누르면, 해당 Feature/Epic이 올바른 영역(BC)에</w:t>
+      </w:r>
+      <w:r>
+        <w:t xml:space="preserve"> </w:t>
+      </w:r>
+      <w:r>
+        <w:t xml:space="preserve">적정한 크기로 들어가 있는지, 기존 요구사항과 충돌하지 않는지 AI가 검토합니다. 문제가 있으면</w:t>
+      </w:r>
+      <w:r>
+        <w:t xml:space="preserve"> </w:t>
+      </w:r>
+      <w:r>
+        <w:t xml:space="preserve">유형(잘못된 BC 배치 / 과도한 입도 / 기존 요구사항 충돌)과 함께 교정안을 제안하고, 문제가</w:t>
+      </w:r>
+      <w:r>
+        <w:t xml:space="preserve"> </w:t>
+      </w:r>
+      <w:r>
+        <w:t xml:space="preserve">없으면</w:t>
+      </w:r>
+      <w:r>
+        <w:t xml:space="preserve"> </w:t>
+      </w:r>
+      <w:r>
+        <w:t xml:space="preserve">“적합합니다”</w:t>
+      </w:r>
+      <w:r>
+        <w:t xml:space="preserve">라고 알려 줍니다. 이 제안은 권장 사항이며 강제되지 않습니다.</w:t>
+      </w:r>
+    </w:p>
+    <w:p>
+      <w:pPr>
+        <w:pStyle w:val="CaptionedFigure"/>
+      </w:pPr>
+      <w:r>
+        <w:drawing>
+          <wp:inline>
+            <wp:extent cx="5334000" cy="19050000"/>
+            <wp:effectExtent b="0" l="0" r="0" t="0"/>
+            <wp:docPr descr="DDD 적합성 검증 결과" title="" id="53" name="Picture"/>
+            <a:graphic>
+              <a:graphicData uri="http://schemas.openxmlformats.org/drawingml/2006/picture">
+                <pic:pic>
+                  <pic:nvPicPr>
+                    <pic:cNvPr descr="screenshots/12_ddd_validation.png" id="54" name="Picture"/>
+                    <pic:cNvPicPr>
+                      <a:picLocks noChangeArrowheads="1" noChangeAspect="1"/>
+                    </pic:cNvPicPr>
+                  </pic:nvPicPr>
+                  <pic:blipFill>
+                    <a:blip r:embed="rId52"/>
+                    <a:stretch>
+                      <a:fillRect/>
+                    </a:stretch>
+                  </pic:blipFill>
+                  <pic:spPr bwMode="auto">
+                    <a:xfrm>
+                      <a:off x="0" y="0"/>
+                      <a:ext cx="5334000" cy="19050000"/>
+                    </a:xfrm>
+                    <a:prstGeom prst="rect">
+                      <a:avLst/>
+                    </a:prstGeom>
+                    <a:noFill/>
+                    <a:ln w="9525">
+                      <a:noFill/>
+                      <a:headEnd/>
+                      <a:tailEnd/>
+                    </a:ln>
+                  </pic:spPr>
+                </pic:pic>
+              </a:graphicData>
+            </a:graphic>
+          </wp:inline>
+        </w:drawing>
+      </w:r>
+    </w:p>
+    <w:p>
+      <w:pPr>
+        <w:pStyle w:val="ImageCaption"/>
+      </w:pPr>
+      <w:r>
+        <w:t xml:space="preserve">DDD 적합성 검증 결과</w:t>
+      </w:r>
+    </w:p>
+    <w:bookmarkEnd w:id="55"/>
+    <w:bookmarkStart w:id="59" w:name="epicfeature를-ai로-제안받아-등록"/>
+    <w:p>
+      <w:pPr>
+        <w:pStyle w:val="Heading3"/>
+      </w:pPr>
+      <w:r>
+        <w:t xml:space="preserve">10. Epic·Feature를 AI로 제안받아 등록</w:t>
+      </w:r>
+    </w:p>
+    <w:p>
+      <w:pPr>
+        <w:pStyle w:val="FirstParagraph"/>
+      </w:pPr>
+      <w:r>
+        <w:t xml:space="preserve">“+ 요구사항 추가”</w:t>
+      </w:r>
+      <w:r>
+        <w:t xml:space="preserve">에서 Epic 또는 Feature 단위를 고른 뒤</w:t>
+      </w:r>
+      <w:r>
+        <w:t xml:space="preserve"> </w:t>
+      </w:r>
+      <w:r>
+        <w:rPr>
+          <w:b/>
+          <w:bCs/>
+        </w:rPr>
+        <w:t xml:space="preserve">“AI 제안”</w:t>
+      </w:r>
+      <w:r>
+        <w:t xml:space="preserve"> </w:t>
+      </w:r>
+      <w:r>
+        <w:t xml:space="preserve">탭을 선택하면, 자연어로</w:t>
+      </w:r>
+      <w:r>
+        <w:t xml:space="preserve"> </w:t>
+      </w:r>
+      <w:r>
+        <w:t xml:space="preserve">설명만 입력해도 AI가 후보를 제안합니다. 각 후보의 이름·설명을 수정하고</w:t>
+      </w:r>
+      <w:r>
+        <w:t xml:space="preserve"> </w:t>
+      </w:r>
+      <w:r>
+        <w:rPr>
+          <w:b/>
+          <w:bCs/>
+        </w:rPr>
+        <w:t xml:space="preserve">“추가”</w:t>
+      </w:r>
+      <w:r>
+        <w:t xml:space="preserve"> </w:t>
+      </w:r>
+      <w:r>
+        <w:t xml:space="preserve">를 누르면</w:t>
+      </w:r>
+      <w:r>
+        <w:t xml:space="preserve"> </w:t>
+      </w:r>
+      <w:r>
+        <w:t xml:space="preserve">바로 등록됩니다.</w:t>
+      </w:r>
+    </w:p>
+    <w:p>
+      <w:pPr>
+        <w:pStyle w:val="CaptionedFigure"/>
+      </w:pPr>
+      <w:r>
+        <w:drawing>
+          <wp:inline>
+            <wp:extent cx="5334000" cy="19050000"/>
+            <wp:effectExtent b="0" l="0" r="0" t="0"/>
+            <wp:docPr descr="자연어 설명으로 Epic 후보를 제안받습니다" title="" id="57" name="Picture"/>
+            <a:graphic>
+              <a:graphicData uri="http://schemas.openxmlformats.org/drawingml/2006/picture">
+                <pic:pic>
+                  <pic:nvPicPr>
+                    <pic:cNvPr descr="screenshots/14_epic_ai_propose.png" id="58" name="Picture"/>
+                    <pic:cNvPicPr>
+                      <a:picLocks noChangeArrowheads="1" noChangeAspect="1"/>
+                    </pic:cNvPicPr>
+                  </pic:nvPicPr>
+                  <pic:blipFill>
+                    <a:blip r:embed="rId56"/>
+                    <a:stretch>
+                      <a:fillRect/>
+                    </a:stretch>
+                  </pic:blipFill>
+                  <pic:spPr bwMode="auto">
+                    <a:xfrm>
+                      <a:off x="0" y="0"/>
+                      <a:ext cx="5334000" cy="19050000"/>
+                    </a:xfrm>
+                    <a:prstGeom prst="rect">
+                      <a:avLst/>
+                    </a:prstGeom>
+                    <a:noFill/>
+                    <a:ln w="9525">
+                      <a:noFill/>
+                      <a:headEnd/>
+                      <a:tailEnd/>
+                    </a:ln>
+                  </pic:spPr>
+                </pic:pic>
+              </a:graphicData>
+            </a:graphic>
+          </wp:inline>
+        </w:drawing>
+      </w:r>
+    </w:p>
+    <w:p>
+      <w:pPr>
+        <w:pStyle w:val="ImageCaption"/>
+      </w:pPr>
+      <w:r>
+        <w:t xml:space="preserve">자연어 설명으로 Epic 후보를 제안받습니다</w:t>
+      </w:r>
+    </w:p>
+    <w:bookmarkEnd w:id="59"/>
+    <w:bookmarkStart w:id="63" w:name="설계에-반영되지-않은-요구사항-알림"/>
+    <w:p>
+      <w:pPr>
+        <w:pStyle w:val="Heading3"/>
+      </w:pPr>
+      <w:r>
+        <w:t xml:space="preserve">11. 설계에 반영되지 않은 요구사항 알림</w:t>
+      </w:r>
+    </w:p>
+    <w:p>
+      <w:pPr>
+        <w:pStyle w:val="FirstParagraph"/>
+      </w:pPr>
+      <w:r>
+        <w:t xml:space="preserve">요구사항을 추가한 뒤</w:t>
+      </w:r>
+      <w:r>
+        <w:t xml:space="preserve"> </w:t>
+      </w:r>
+      <w:r>
+        <w:rPr>
+          <w:b/>
+          <w:bCs/>
+        </w:rPr>
+        <w:t xml:space="preserve">“Event Modeling”</w:t>
+      </w:r>
+      <w:r>
+        <w:t xml:space="preserve"> </w:t>
+      </w:r>
+      <w:r>
+        <w:t xml:space="preserve">또는</w:t>
+      </w:r>
+      <w:r>
+        <w:t xml:space="preserve"> </w:t>
+      </w:r>
+      <w:r>
+        <w:rPr>
+          <w:b/>
+          <w:bCs/>
+        </w:rPr>
+        <w:t xml:space="preserve">“Design”</w:t>
+      </w:r>
+      <w:r>
+        <w:t xml:space="preserve"> </w:t>
+      </w:r>
+      <w:r>
+        <w:t xml:space="preserve">탭으로 이동하면, 아직 설계에</w:t>
+      </w:r>
+      <w:r>
+        <w:t xml:space="preserve"> </w:t>
+      </w:r>
+      <w:r>
+        <w:t xml:space="preserve">반영되지 않은 User Story가 있을 경우</w:t>
+      </w:r>
+      <w:r>
+        <w:t xml:space="preserve"> </w:t>
+      </w:r>
+      <w:r>
+        <w:rPr>
+          <w:b/>
+          <w:bCs/>
+        </w:rPr>
+        <w:t xml:space="preserve">“설계에 반영하시겠습니까?”</w:t>
+      </w:r>
+      <w:r>
+        <w:t xml:space="preserve"> </w:t>
+      </w:r>
+      <w:r>
+        <w:t xml:space="preserve">안내가 나타납니다.</w:t>
+      </w:r>
+      <w:r>
+        <w:t xml:space="preserve"> </w:t>
+      </w:r>
+      <w:r>
+        <w:t xml:space="preserve">대상 User Story 목록을 확인하고, 지금 진행할지(예) / 나중에 할지(아니오) / 이번 세션 동안</w:t>
+      </w:r>
+      <w:r>
+        <w:t xml:space="preserve"> </w:t>
+      </w:r>
+      <w:r>
+        <w:t xml:space="preserve">보지 않을지를 선택할 수 있습니다.</w:t>
+      </w:r>
+    </w:p>
+    <w:p>
+      <w:pPr>
+        <w:pStyle w:val="CaptionedFigure"/>
+      </w:pPr>
+      <w:r>
+        <w:drawing>
+          <wp:inline>
+            <wp:extent cx="5334000" cy="19050000"/>
+            <wp:effectExtent b="0" l="0" r="0" t="0"/>
+            <wp:docPr descr="미반영 요구사항이 있을 때 표시되는 설계 반영 안내" title="" id="61" name="Picture"/>
+            <a:graphic>
+              <a:graphicData uri="http://schemas.openxmlformats.org/drawingml/2006/picture">
+                <pic:pic>
+                  <pic:nvPicPr>
+                    <pic:cNvPr descr="screenshots/15_design_reflect_prompt.png" id="62" name="Picture"/>
+                    <pic:cNvPicPr>
+                      <a:picLocks noChangeArrowheads="1" noChangeAspect="1"/>
+                    </pic:cNvPicPr>
+                  </pic:nvPicPr>
+                  <pic:blipFill>
+                    <a:blip r:embed="rId60"/>
+                    <a:stretch>
+                      <a:fillRect/>
+                    </a:stretch>
+                  </pic:blipFill>
+                  <pic:spPr bwMode="auto">
+                    <a:xfrm>
+                      <a:off x="0" y="0"/>
+                      <a:ext cx="5334000" cy="19050000"/>
+                    </a:xfrm>
+                    <a:prstGeom prst="rect">
+                      <a:avLst/>
+                    </a:prstGeom>
+                    <a:noFill/>
+                    <a:ln w="9525">
+                      <a:noFill/>
+                      <a:headEnd/>
+                      <a:tailEnd/>
+                    </a:ln>
+                  </pic:spPr>
+                </pic:pic>
+              </a:graphicData>
+            </a:graphic>
+          </wp:inline>
+        </w:drawing>
+      </w:r>
+    </w:p>
+    <w:p>
+      <w:pPr>
+        <w:pStyle w:val="ImageCaption"/>
+      </w:pPr>
+      <w:r>
+        <w:t xml:space="preserve">미반영 요구사항이 있을 때 표시되는 설계 반영 안내</w:t>
+      </w:r>
+    </w:p>
+    <w:bookmarkEnd w:id="63"/>
+    <w:bookmarkStart w:id="64" w:name="생성-엔진-선택-설정"/>
+    <w:p>
+      <w:pPr>
+        <w:pStyle w:val="Heading3"/>
+      </w:pPr>
+      <w:r>
+        <w:t xml:space="preserve">12. 생성 엔진 선택 (설정)</w:t>
+      </w:r>
+    </w:p>
+    <w:p>
+      <w:pPr>
+        <w:pStyle w:val="FirstParagraph"/>
+      </w:pPr>
+      <w:r>
+        <w:t xml:space="preserve">상단 오른쪽</w:t>
+      </w:r>
+      <w:r>
+        <w:t xml:space="preserve"> </w:t>
+      </w:r>
+      <w:r>
+        <w:rPr>
+          <w:b/>
+          <w:bCs/>
+        </w:rPr>
+        <w:t xml:space="preserve">설정(⚙️)</w:t>
+      </w:r>
+      <w:r>
+        <w:t xml:space="preserve"> </w:t>
+      </w:r>
+      <w:r>
+        <w:t xml:space="preserve">의</w:t>
+      </w:r>
+      <w:r>
+        <w:t xml:space="preserve"> </w:t>
+      </w:r>
+      <w:r>
+        <w:rPr>
+          <w:b/>
+          <w:bCs/>
+        </w:rPr>
+        <w:t xml:space="preserve">“요구사항 생성 엔진”</w:t>
+      </w:r>
+      <w:r>
+        <w:t xml:space="preserve"> </w:t>
+      </w:r>
+      <w:r>
+        <w:t xml:space="preserve">에서 하위 User Story 자동 생성에 사용할</w:t>
+      </w:r>
+      <w:r>
+        <w:t xml:space="preserve"> </w:t>
+      </w:r>
+      <w:r>
+        <w:t xml:space="preserve">엔진을 고를 수 있습니다 —</w:t>
+      </w:r>
+      <w:r>
+        <w:t xml:space="preserve"> </w:t>
+      </w:r>
+      <w:r>
+        <w:rPr>
+          <w:b/>
+          <w:bCs/>
+        </w:rPr>
+        <w:t xml:space="preserve">in-process LLM</w:t>
+      </w:r>
+      <w:r>
+        <w:t xml:space="preserve">(서버 내장, 추가 설치 불필요) 또는</w:t>
+      </w:r>
+      <w:r>
+        <w:t xml:space="preserve"> </w:t>
+      </w:r>
+      <w:r>
+        <w:rPr>
+          <w:b/>
+          <w:bCs/>
+        </w:rPr>
+        <w:t xml:space="preserve">Claude IDE</w:t>
+      </w:r>
+      <w:r>
+        <w:t xml:space="preserve"> </w:t>
+      </w:r>
+      <w:r>
+        <w:t xml:space="preserve">(로컬 Claude Code + speckit 필요).</w:t>
+      </w:r>
+      <w:r>
+        <w:t xml:space="preserve"> </w:t>
+      </w:r>
+      <w:r>
+        <w:t xml:space="preserve">“Claude IDE”</w:t>
+      </w:r>
+      <w:r>
+        <w:t xml:space="preserve">를 골랐는데 로컬에 도구가 없으면, 생성 대신</w:t>
+      </w:r>
+      <w:r>
+        <w:t xml:space="preserve"> </w:t>
+      </w:r>
+      <w:r>
+        <w:t xml:space="preserve">설치 안내가 표시됩니다.</w:t>
+      </w:r>
+    </w:p>
+    <w:bookmarkEnd w:id="64"/>
+    <w:bookmarkEnd w:id="65"/>
+    <w:bookmarkStart w:id="66" w:name="자주-묻는-질문"/>
     <w:p>
       <w:pPr>
         <w:pStyle w:val="Heading2"/>
@@ -1574,8 +2172,8 @@
         <w:t xml:space="preserve">저장 버튼이 비활성화되어 저장되지 않습니다. 이름은 필수 항목입니다.</w:t>
       </w:r>
     </w:p>
-    <w:bookmarkEnd w:id="49"/>
-    <w:bookmarkStart w:id="50" w:name="기술-검증-요약-개발팀-참고"/>
+    <w:bookmarkEnd w:id="66"/>
+    <w:bookmarkStart w:id="67" w:name="기술-검증-요약-개발팀-참고"/>
     <w:p>
       <w:pPr>
         <w:pStyle w:val="Heading2"/>
@@ -1985,7 +2583,7 @@
               <w:pStyle w:val="Compact"/>
             </w:pPr>
             <w:r>
-              <w:t xml:space="preserve">13_api_patch_feature_ok.txt</w:t>
+              <w:t xml:space="preserve">17_api_patch_feature_ok.txt</w:t>
             </w:r>
           </w:p>
         </w:tc>
@@ -2025,6 +2623,181 @@
           </w:p>
         </w:tc>
       </w:tr>
+      <w:tr>
+        <w:tc>
+          <w:tcPr/>
+          <w:p>
+            <w:pPr>
+              <w:pStyle w:val="Compact"/>
+            </w:pPr>
+            <w:r>
+              <w:t xml:space="preserve">하위 User Story 자동 생성(제안→확인)</w:t>
+            </w:r>
+          </w:p>
+        </w:tc>
+        <w:tc>
+          <w:tcPr/>
+          <w:p>
+            <w:pPr>
+              <w:pStyle w:val="Compact"/>
+            </w:pPr>
+            <w:r>
+              <w:t xml:space="preserve">PASS</w:t>
+            </w:r>
+          </w:p>
+        </w:tc>
+        <w:tc>
+          <w:tcPr/>
+          <w:p>
+            <w:pPr>
+              <w:pStyle w:val="Compact"/>
+            </w:pPr>
+            <w:r>
+              <w:t xml:space="preserve">13 PNG</w:t>
+            </w:r>
+          </w:p>
+        </w:tc>
+      </w:tr>
+      <w:tr>
+        <w:tc>
+          <w:tcPr/>
+          <w:p>
+            <w:pPr>
+              <w:pStyle w:val="Compact"/>
+            </w:pPr>
+            <w:r>
+              <w:t xml:space="preserve">DDD 적합성·입도·정합성 검증</w:t>
+            </w:r>
+          </w:p>
+        </w:tc>
+        <w:tc>
+          <w:tcPr/>
+          <w:p>
+            <w:pPr>
+              <w:pStyle w:val="Compact"/>
+            </w:pPr>
+            <w:r>
+              <w:t xml:space="preserve">PASS</w:t>
+            </w:r>
+          </w:p>
+        </w:tc>
+        <w:tc>
+          <w:tcPr/>
+          <w:p>
+            <w:pPr>
+              <w:pStyle w:val="Compact"/>
+            </w:pPr>
+            <w:r>
+              <w:t xml:space="preserve">12 PNG</w:t>
+            </w:r>
+          </w:p>
+        </w:tc>
+      </w:tr>
+      <w:tr>
+        <w:tc>
+          <w:tcPr/>
+          <w:p>
+            <w:pPr>
+              <w:pStyle w:val="Compact"/>
+            </w:pPr>
+            <w:r>
+              <w:t xml:space="preserve">Epic·Feature AI 제안 등록</w:t>
+            </w:r>
+          </w:p>
+        </w:tc>
+        <w:tc>
+          <w:tcPr/>
+          <w:p>
+            <w:pPr>
+              <w:pStyle w:val="Compact"/>
+            </w:pPr>
+            <w:r>
+              <w:t xml:space="preserve">PASS</w:t>
+            </w:r>
+          </w:p>
+        </w:tc>
+        <w:tc>
+          <w:tcPr/>
+          <w:p>
+            <w:pPr>
+              <w:pStyle w:val="Compact"/>
+            </w:pPr>
+            <w:r>
+              <w:t xml:space="preserve">14 PNG</w:t>
+            </w:r>
+          </w:p>
+        </w:tc>
+      </w:tr>
+      <w:tr>
+        <w:tc>
+          <w:tcPr/>
+          <w:p>
+            <w:pPr>
+              <w:pStyle w:val="Compact"/>
+            </w:pPr>
+            <w:r>
+              <w:t xml:space="preserve">설계 미반영 User Story 알림</w:t>
+            </w:r>
+          </w:p>
+        </w:tc>
+        <w:tc>
+          <w:tcPr/>
+          <w:p>
+            <w:pPr>
+              <w:pStyle w:val="Compact"/>
+            </w:pPr>
+            <w:r>
+              <w:t xml:space="preserve">PASS</w:t>
+            </w:r>
+          </w:p>
+        </w:tc>
+        <w:tc>
+          <w:tcPr/>
+          <w:p>
+            <w:pPr>
+              <w:pStyle w:val="Compact"/>
+            </w:pPr>
+            <w:r>
+              <w:t xml:space="preserve">15 PNG, 21_api_pending_design.txt</w:t>
+            </w:r>
+          </w:p>
+        </w:tc>
+      </w:tr>
+      <w:tr>
+        <w:tc>
+          <w:tcPr/>
+          <w:p>
+            <w:pPr>
+              <w:pStyle w:val="Compact"/>
+            </w:pPr>
+            <w:r>
+              <w:t xml:space="preserve">생성 엔진 설치 점검(Claude IDE)</w:t>
+            </w:r>
+          </w:p>
+        </w:tc>
+        <w:tc>
+          <w:tcPr/>
+          <w:p>
+            <w:pPr>
+              <w:pStyle w:val="Compact"/>
+            </w:pPr>
+            <w:r>
+              <w:t xml:space="preserve">PASS</w:t>
+            </w:r>
+          </w:p>
+        </w:tc>
+        <w:tc>
+          <w:tcPr/>
+          <w:p>
+            <w:pPr>
+              <w:pStyle w:val="Compact"/>
+            </w:pPr>
+            <w:r>
+              <w:t xml:space="preserve">20_api_local_tooling.txt</w:t>
+            </w:r>
+          </w:p>
+        </w:tc>
+      </w:tr>
     </w:tbl>
     <w:p>
       <w:pPr>
@@ -2040,10 +2813,10 @@
         <w:rPr>
           <w:rStyle w:val="VerbatimChar"/>
         </w:rPr>
-        <w:t xml:space="preserve">POST /api/requirements/bounded-context</w:t>
-      </w:r>
-      <w:r>
-        <w:t xml:space="preserve">(Epic 생성),</w:t>
+        <w:t xml:space="preserve">POST·PATCH /api/requirements/bounded-context</w:t>
+      </w:r>
+      <w:r>
+        <w:t xml:space="preserve">(Epic 생성·편집),</w:t>
       </w:r>
       <w:r>
         <w:t xml:space="preserve"> </w:t>
@@ -2052,10 +2825,10 @@
         <w:rPr>
           <w:rStyle w:val="VerbatimChar"/>
         </w:rPr>
-        <w:t xml:space="preserve">PATCH /api/requirements/bounded-context</w:t>
-      </w:r>
-      <w:r>
-        <w:t xml:space="preserve">(Epic 편집),</w:t>
+        <w:t xml:space="preserve">PATCH /api/requirements/feature</w:t>
+      </w:r>
+      <w:r>
+        <w:t xml:space="preserve">(Feature 편집),</w:t>
       </w:r>
       <w:r>
         <w:t xml:space="preserve"> </w:t>
@@ -2064,16 +2837,10 @@
         <w:rPr>
           <w:rStyle w:val="VerbatimChar"/>
         </w:rPr>
-        <w:t xml:space="preserve">PATCH /api/requirements/feature</w:t>
-      </w:r>
-      <w:r>
-        <w:t xml:space="preserve">(Feature 편집).</w:t>
-      </w:r>
-      <w:r>
-        <w:t xml:space="preserve"> </w:t>
-      </w:r>
-      <w:r>
-        <w:t xml:space="preserve">재사용:</w:t>
+        <w:t xml:space="preserve">POST /api/requirements/epic|feature/propose</w:t>
+      </w:r>
+      <w:r>
+        <w:t xml:space="preserve">(AI 제안),</w:t>
       </w:r>
       <w:r>
         <w:t xml:space="preserve"> </w:t>
@@ -2082,10 +2849,13 @@
         <w:rPr>
           <w:rStyle w:val="VerbatimChar"/>
         </w:rPr>
-        <w:t xml:space="preserve">GET /api/requirements/tree</w:t>
-      </w:r>
-      <w:r>
-        <w:t xml:space="preserve">,</w:t>
+        <w:t xml:space="preserve">POST /api/requirements/generate-stories/{scope}/{id}</w:t>
+      </w:r>
+      <w:r>
+        <w:t xml:space="preserve"> </w:t>
+      </w:r>
+      <w:r>
+        <w:t xml:space="preserve">·</w:t>
       </w:r>
       <w:r>
         <w:t xml:space="preserve"> </w:t>
@@ -2094,10 +2864,10 @@
         <w:rPr>
           <w:rStyle w:val="VerbatimChar"/>
         </w:rPr>
-        <w:t xml:space="preserve">POST /api/requirements/feature</w:t>
-      </w:r>
-      <w:r>
-        <w:t xml:space="preserve">,</w:t>
+        <w:t xml:space="preserve">/child-stories/confirm</w:t>
+      </w:r>
+      <w:r>
+        <w:t xml:space="preserve">(하위 US 자동생성),</w:t>
       </w:r>
       <w:r>
         <w:t xml:space="preserve"> </w:t>
@@ -2106,14 +2876,38 @@
         <w:rPr>
           <w:rStyle w:val="VerbatimChar"/>
         </w:rPr>
-        <w:t xml:space="preserve">GET /api/requirements/clarification/clarity</w:t>
-      </w:r>
-      <w:r>
-        <w:t xml:space="preserve">.</w:t>
-      </w:r>
-    </w:p>
-    <w:bookmarkEnd w:id="50"/>
-    <w:bookmarkStart w:id="51" w:name="향후-지원-예정"/>
+        <w:t xml:space="preserve">POST /api/requirements/validate</w:t>
+      </w:r>
+      <w:r>
+        <w:t xml:space="preserve">(DDD 검증),</w:t>
+      </w:r>
+      <w:r>
+        <w:t xml:space="preserve"> </w:t>
+      </w:r>
+      <w:r>
+        <w:rPr>
+          <w:rStyle w:val="VerbatimChar"/>
+        </w:rPr>
+        <w:t xml:space="preserve">GET /api/requirements/user-stories/pending-design</w:t>
+      </w:r>
+      <w:r>
+        <w:t xml:space="preserve">(미반영 식별),</w:t>
+      </w:r>
+      <w:r>
+        <w:t xml:space="preserve"> </w:t>
+      </w:r>
+      <w:r>
+        <w:rPr>
+          <w:rStyle w:val="VerbatimChar"/>
+        </w:rPr>
+        <w:t xml:space="preserve">GET /api/requirements/local-tooling/status</w:t>
+      </w:r>
+      <w:r>
+        <w:t xml:space="preserve">(엔진 설치 점검). 모든 LLM 산출물은 입력 언어를 따릅니다.</w:t>
+      </w:r>
+    </w:p>
+    <w:bookmarkEnd w:id="67"/>
+    <w:bookmarkStart w:id="68" w:name="향후-지원-예정"/>
     <w:p>
       <w:pPr>
         <w:pStyle w:val="Heading2"/>
@@ -2139,23 +2933,23 @@
         </w:numPr>
       </w:pPr>
       <w:r>
-        <w:t xml:space="preserve">Epic·Feature의</w:t>
-      </w:r>
-      <w:r>
-        <w:t xml:space="preserve"> </w:t>
-      </w:r>
-      <w:r>
-        <w:rPr>
-          <w:b/>
-          <w:bCs/>
-        </w:rPr>
-        <w:t xml:space="preserve">AI 제안</w:t>
-      </w:r>
-      <w:r>
-        <w:t xml:space="preserve"> </w:t>
-      </w:r>
-      <w:r>
-        <w:t xml:space="preserve">등록(자연어 설명 → 후보 제안 → 확정). 현재는 수동 입력만 지원합니다.</w:t>
+        <w:rPr>
+          <w:b/>
+          <w:bCs/>
+        </w:rPr>
+        <w:t xml:space="preserve">설계 자동 생성 실행</w:t>
+      </w:r>
+      <w:r>
+        <w:t xml:space="preserve">: 현재는 미반영 User Story를 식별해 안내하는 단계까지 제공합니다.</w:t>
+      </w:r>
+      <w:r>
+        <w:t xml:space="preserve"> </w:t>
+      </w:r>
+      <w:r>
+        <w:t xml:space="preserve">“예”</w:t>
+      </w:r>
+      <w:r>
+        <w:t xml:space="preserve">를 눌렀을 때 Aggregate·Command 등 설계를 자동으로 생성하는 단계는 후속에서 제공됩니다.</w:t>
       </w:r>
     </w:p>
     <w:p>
@@ -2167,74 +2961,24 @@
         </w:numPr>
       </w:pPr>
       <w:r>
-        <w:t xml:space="preserve">Epic·Feature 등록 시</w:t>
-      </w:r>
-      <w:r>
-        <w:t xml:space="preserve"> </w:t>
-      </w:r>
-      <w:r>
-        <w:rPr>
-          <w:b/>
-          <w:bCs/>
-        </w:rPr>
-        <w:t xml:space="preserve">하위 User Story 자동 생성</w:t>
-      </w:r>
-      <w:r>
-        <w:t xml:space="preserve">.</w:t>
-      </w:r>
-    </w:p>
-    <w:p>
-      <w:pPr>
-        <w:pStyle w:val="Compact"/>
-        <w:numPr>
-          <w:ilvl w:val="0"/>
-          <w:numId w:val="1004"/>
-        </w:numPr>
-      </w:pPr>
-      <w:r>
-        <w:t xml:space="preserve">요구사항의</w:t>
-      </w:r>
-      <w:r>
-        <w:t xml:space="preserve"> </w:t>
-      </w:r>
-      <w:r>
-        <w:rPr>
-          <w:b/>
-          <w:bCs/>
-        </w:rPr>
-        <w:t xml:space="preserve">DDD 적합성·입도·기존 스펙 정합성 검증</w:t>
-      </w:r>
-      <w:r>
-        <w:t xml:space="preserve">.</w:t>
-      </w:r>
-    </w:p>
-    <w:p>
-      <w:pPr>
-        <w:pStyle w:val="Compact"/>
-        <w:numPr>
-          <w:ilvl w:val="0"/>
-          <w:numId w:val="1004"/>
-        </w:numPr>
-      </w:pPr>
-      <w:r>
-        <w:t xml:space="preserve">Event Modeling·Design 탭 진입 시</w:t>
-      </w:r>
-      <w:r>
-        <w:t xml:space="preserve"> </w:t>
-      </w:r>
-      <w:r>
-        <w:rPr>
-          <w:b/>
-          <w:bCs/>
-        </w:rPr>
-        <w:t xml:space="preserve">미반영 요구사항의 설계 자동 반영</w:t>
-      </w:r>
-      <w:r>
-        <w:t xml:space="preserve">.</w:t>
-      </w:r>
-    </w:p>
-    <w:bookmarkEnd w:id="51"/>
-    <w:bookmarkEnd w:id="52"/>
+        <w:rPr>
+          <w:b/>
+          <w:bCs/>
+        </w:rPr>
+        <w:t xml:space="preserve">Claude IDE 엔진의 실제 생성</w:t>
+      </w:r>
+      <w:r>
+        <w:t xml:space="preserve">: 엔진 선택과 설치 점검·안내까지 제공합니다. 로컬 Claude를</w:t>
+      </w:r>
+      <w:r>
+        <w:t xml:space="preserve"> </w:t>
+      </w:r>
+      <w:r>
+        <w:t xml:space="preserve">직접 구동해 생성하는 단계는 후속에서 제공됩니다(현재는 in-process 엔진으로 생성).</w:t>
+      </w:r>
+    </w:p>
+    <w:bookmarkEnd w:id="68"/>
+    <w:bookmarkEnd w:id="69"/>
     <w:sectPr>
       <w:footnotePr>
         <w:numRestart w:val="eachSect"/>

--- a/specs/034-requirement-epic-feature-units/manual/manual.docx
+++ b/specs/034-requirement-epic-feature-units/manual/manual.docx
@@ -332,7 +332,7 @@
       <w:r>
         <w:drawing>
           <wp:inline>
-            <wp:extent cx="5334000" cy="19050000"/>
+            <wp:extent cx="5334000" cy="3333750"/>
             <wp:effectExtent b="0" l="0" r="0" t="0"/>
             <wp:docPr descr="추가 창에서 Epic·Feature·User Story 단위를 선택합니다" title="" id="12" name="Picture"/>
             <a:graphic>
@@ -353,7 +353,7 @@
                   <pic:spPr bwMode="auto">
                     <a:xfrm>
                       <a:off x="0" y="0"/>
-                      <a:ext cx="5334000" cy="19050000"/>
+                      <a:ext cx="5334000" cy="3333750"/>
                     </a:xfrm>
                     <a:prstGeom prst="rect">
                       <a:avLst/>
@@ -453,7 +453,7 @@
       <w:r>
         <w:drawing>
           <wp:inline>
-            <wp:extent cx="5334000" cy="19050000"/>
+            <wp:extent cx="5334000" cy="3333750"/>
             <wp:effectExtent b="0" l="0" r="0" t="0"/>
             <wp:docPr descr="Epic 이름과 설명을 입력합니다" title="" id="16" name="Picture"/>
             <a:graphic>
@@ -474,7 +474,7 @@
                   <pic:spPr bwMode="auto">
                     <a:xfrm>
                       <a:off x="0" y="0"/>
-                      <a:ext cx="5334000" cy="19050000"/>
+                      <a:ext cx="5334000" cy="3333750"/>
                     </a:xfrm>
                     <a:prstGeom prst="rect">
                       <a:avLst/>
@@ -526,7 +526,7 @@
       <w:r>
         <w:drawing>
           <wp:inline>
-            <wp:extent cx="5334000" cy="19050000"/>
+            <wp:extent cx="5334000" cy="3333750"/>
             <wp:effectExtent b="0" l="0" r="0" t="0"/>
             <wp:docPr descr="등록한 Epic이 트리에 추가된 모습" title="" id="19" name="Picture"/>
             <a:graphic>
@@ -547,7 +547,7 @@
                   <pic:spPr bwMode="auto">
                     <a:xfrm>
                       <a:off x="0" y="0"/>
-                      <a:ext cx="5334000" cy="19050000"/>
+                      <a:ext cx="5334000" cy="3333750"/>
                     </a:xfrm>
                     <a:prstGeom prst="rect">
                       <a:avLst/>
@@ -666,7 +666,7 @@
       <w:r>
         <w:drawing>
           <wp:inline>
-            <wp:extent cx="5334000" cy="19050000"/>
+            <wp:extent cx="5334000" cy="3333750"/>
             <wp:effectExtent b="0" l="0" r="0" t="0"/>
             <wp:docPr descr="소속 Epic을 고르고 Feature 이름을 입력합니다" title="" id="23" name="Picture"/>
             <a:graphic>
@@ -687,7 +687,7 @@
                   <pic:spPr bwMode="auto">
                     <a:xfrm>
                       <a:off x="0" y="0"/>
-                      <a:ext cx="5334000" cy="19050000"/>
+                      <a:ext cx="5334000" cy="3333750"/>
                     </a:xfrm>
                     <a:prstGeom prst="rect">
                       <a:avLst/>
@@ -745,7 +745,7 @@
       <w:r>
         <w:drawing>
           <wp:inline>
-            <wp:extent cx="5334000" cy="19050000"/>
+            <wp:extent cx="5334000" cy="3333750"/>
             <wp:effectExtent b="0" l="0" r="0" t="0"/>
             <wp:docPr descr="등록한 Feature가 Epic 아래에 나타난 모습" title="" id="26" name="Picture"/>
             <a:graphic>
@@ -766,7 +766,7 @@
                   <pic:spPr bwMode="auto">
                     <a:xfrm>
                       <a:off x="0" y="0"/>
-                      <a:ext cx="5334000" cy="19050000"/>
+                      <a:ext cx="5334000" cy="3333750"/>
                     </a:xfrm>
                     <a:prstGeom prst="rect">
                       <a:avLst/>
@@ -915,7 +915,7 @@
       <w:r>
         <w:drawing>
           <wp:inline>
-            <wp:extent cx="5334000" cy="19050000"/>
+            <wp:extent cx="5334000" cy="3333750"/>
             <wp:effectExtent b="0" l="0" r="0" t="0"/>
             <wp:docPr descr="Epic 전용 화면 — 하위 Feature 목록과 명확도" title="" id="30" name="Picture"/>
             <a:graphic>
@@ -936,7 +936,7 @@
                   <pic:spPr bwMode="auto">
                     <a:xfrm>
                       <a:off x="0" y="0"/>
-                      <a:ext cx="5334000" cy="19050000"/>
+                      <a:ext cx="5334000" cy="3333750"/>
                     </a:xfrm>
                     <a:prstGeom prst="rect">
                       <a:avLst/>
@@ -1050,7 +1050,7 @@
       <w:r>
         <w:drawing>
           <wp:inline>
-            <wp:extent cx="5334000" cy="19050000"/>
+            <wp:extent cx="5334000" cy="3333750"/>
             <wp:effectExtent b="0" l="0" r="0" t="0"/>
             <wp:docPr descr="Feature 전용 화면 — 하위 User Story 목록과 명확도" title="" id="34" name="Picture"/>
             <a:graphic>
@@ -1071,7 +1071,7 @@
                   <pic:spPr bwMode="auto">
                     <a:xfrm>
                       <a:off x="0" y="0"/>
-                      <a:ext cx="5334000" cy="19050000"/>
+                      <a:ext cx="5334000" cy="3333750"/>
                     </a:xfrm>
                     <a:prstGeom prst="rect">
                       <a:avLst/>
@@ -1209,7 +1209,7 @@
       <w:r>
         <w:drawing>
           <wp:inline>
-            <wp:extent cx="5334000" cy="19050000"/>
+            <wp:extent cx="5334000" cy="3333750"/>
             <wp:effectExtent b="0" l="0" r="0" t="0"/>
             <wp:docPr descr="이름·설명을 수정하는 편집 창" title="" id="38" name="Picture"/>
             <a:graphic>
@@ -1230,7 +1230,7 @@
                   <pic:spPr bwMode="auto">
                     <a:xfrm>
                       <a:off x="0" y="0"/>
-                      <a:ext cx="5334000" cy="19050000"/>
+                      <a:ext cx="5334000" cy="3333750"/>
                     </a:xfrm>
                     <a:prstGeom prst="rect">
                       <a:avLst/>
@@ -1272,7 +1272,7 @@
       <w:r>
         <w:drawing>
           <wp:inline>
-            <wp:extent cx="5334000" cy="19050000"/>
+            <wp:extent cx="5334000" cy="3333750"/>
             <wp:effectExtent b="0" l="0" r="0" t="0"/>
             <wp:docPr descr="수정한 이름이 즉시 반영된 모습" title="" id="41" name="Picture"/>
             <a:graphic>
@@ -1293,7 +1293,7 @@
                   <pic:spPr bwMode="auto">
                     <a:xfrm>
                       <a:off x="0" y="0"/>
-                      <a:ext cx="5334000" cy="19050000"/>
+                      <a:ext cx="5334000" cy="3333750"/>
                     </a:xfrm>
                     <a:prstGeom prst="rect">
                       <a:avLst/>
@@ -1394,7 +1394,7 @@
       <w:r>
         <w:drawing>
           <wp:inline>
-            <wp:extent cx="5334000" cy="19050000"/>
+            <wp:extent cx="5334000" cy="3333750"/>
             <wp:effectExtent b="0" l="0" r="0" t="0"/>
             <wp:docPr descr="이름이 비면 저장 버튼이 비활성화됩니다" title="" id="44" name="Picture"/>
             <a:graphic>
@@ -1415,7 +1415,7 @@
                   <pic:spPr bwMode="auto">
                     <a:xfrm>
                       <a:off x="0" y="0"/>
-                      <a:ext cx="5334000" cy="19050000"/>
+                      <a:ext cx="5334000" cy="3333750"/>
                     </a:xfrm>
                     <a:prstGeom prst="rect">
                       <a:avLst/>
@@ -1575,7 +1575,7 @@
       <w:r>
         <w:drawing>
           <wp:inline>
-            <wp:extent cx="5334000" cy="19050000"/>
+            <wp:extent cx="5334000" cy="3333750"/>
             <wp:effectExtent b="0" l="0" r="0" t="0"/>
             <wp:docPr descr="AI가 제안한 하위 User Story 후보를 검토·선택합니다" title="" id="49" name="Picture"/>
             <a:graphic>
@@ -1596,7 +1596,7 @@
                   <pic:spPr bwMode="auto">
                     <a:xfrm>
                       <a:off x="0" y="0"/>
-                      <a:ext cx="5334000" cy="19050000"/>
+                      <a:ext cx="5334000" cy="3333750"/>
                     </a:xfrm>
                     <a:prstGeom prst="rect">
                       <a:avLst/>
@@ -1691,7 +1691,7 @@
       <w:r>
         <w:drawing>
           <wp:inline>
-            <wp:extent cx="5334000" cy="19050000"/>
+            <wp:extent cx="5334000" cy="3333750"/>
             <wp:effectExtent b="0" l="0" r="0" t="0"/>
             <wp:docPr descr="DDD 적합성 검증 결과" title="" id="53" name="Picture"/>
             <a:graphic>
@@ -1712,7 +1712,7 @@
                   <pic:spPr bwMode="auto">
                     <a:xfrm>
                       <a:off x="0" y="0"/>
-                      <a:ext cx="5334000" cy="19050000"/>
+                      <a:ext cx="5334000" cy="3333750"/>
                     </a:xfrm>
                     <a:prstGeom prst="rect">
                       <a:avLst/>
@@ -1811,7 +1811,7 @@
       <w:r>
         <w:drawing>
           <wp:inline>
-            <wp:extent cx="5334000" cy="19050000"/>
+            <wp:extent cx="5334000" cy="3333750"/>
             <wp:effectExtent b="0" l="0" r="0" t="0"/>
             <wp:docPr descr="자연어 설명으로 Epic 후보를 제안받습니다" title="" id="57" name="Picture"/>
             <a:graphic>
@@ -1832,7 +1832,7 @@
                   <pic:spPr bwMode="auto">
                     <a:xfrm>
                       <a:off x="0" y="0"/>
-                      <a:ext cx="5334000" cy="19050000"/>
+                      <a:ext cx="5334000" cy="3333750"/>
                     </a:xfrm>
                     <a:prstGeom prst="rect">
                       <a:avLst/>
@@ -1942,6 +1942,40 @@
       <w:r>
         <w:t xml:space="preserve">보지 않을지를 선택할 수 있습니다.</w:t>
       </w:r>
+      <w:r>
+        <w:t xml:space="preserve"> </w:t>
+      </w:r>
+      <w:r>
+        <w:rPr>
+          <w:b/>
+          <w:bCs/>
+        </w:rPr>
+        <w:t xml:space="preserve">“예”</w:t>
+      </w:r>
+      <w:r>
+        <w:t xml:space="preserve"> </w:t>
+      </w:r>
+      <w:r>
+        <w:t xml:space="preserve">를 누르면 각 User Story에 맞는 설계(Aggregate·</w:t>
+      </w:r>
+      <w:r>
+        <w:t xml:space="preserve"> </w:t>
+      </w:r>
+      <w:r>
+        <w:t xml:space="preserve">Command·Event)가 자동으로 생성되어 모델에 반영됩니다. 같은 영역에 이미 있는 Aggregate가</w:t>
+      </w:r>
+      <w:r>
+        <w:t xml:space="preserve"> </w:t>
+      </w:r>
+      <w:r>
+        <w:t xml:space="preserve">있으면 새로 만들지 않고 재사용합니다. (응답성을 위해 한 번에 일부씩 반영하며, 남은 항목은</w:t>
+      </w:r>
+      <w:r>
+        <w:t xml:space="preserve"> </w:t>
+      </w:r>
+      <w:r>
+        <w:t xml:space="preserve">탭에 다시 들어가면 이어서 반영할 수 있습니다.)</w:t>
+      </w:r>
     </w:p>
     <w:p>
       <w:pPr>
@@ -1950,7 +1984,7 @@
       <w:r>
         <w:drawing>
           <wp:inline>
-            <wp:extent cx="5334000" cy="19050000"/>
+            <wp:extent cx="5334000" cy="3333750"/>
             <wp:effectExtent b="0" l="0" r="0" t="0"/>
             <wp:docPr descr="미반영 요구사항이 있을 때 표시되는 설계 반영 안내" title="" id="61" name="Picture"/>
             <a:graphic>
@@ -1971,7 +2005,7 @@
                   <pic:spPr bwMode="auto">
                     <a:xfrm>
                       <a:off x="0" y="0"/>
-                      <a:ext cx="5334000" cy="19050000"/>
+                      <a:ext cx="5334000" cy="3333750"/>
                     </a:xfrm>
                     <a:prstGeom prst="rect">
                       <a:avLst/>
@@ -2080,7 +2114,7 @@
         <w:t xml:space="preserve"> </w:t>
       </w:r>
       <w:r>
-        <w:t xml:space="preserve">(로컬 Claude Code + speckit 필요).</w:t>
+        <w:t xml:space="preserve">(로컬 Claude Code 사용).</w:t>
       </w:r>
       <w:r>
         <w:t xml:space="preserve"> </w:t>
@@ -2089,13 +2123,19 @@
         <w:t xml:space="preserve">“Claude IDE”</w:t>
       </w:r>
       <w:r>
-        <w:t xml:space="preserve">를 골랐는데 로컬에 도구가 없으면, 생성 대신</w:t>
-      </w:r>
-      <w:r>
-        <w:t xml:space="preserve"> </w:t>
-      </w:r>
-      <w:r>
-        <w:t xml:space="preserve">설치 안내가 표시됩니다.</w:t>
+        <w:t xml:space="preserve">를 고르면 자동 생성 시 사용자 PC에 설치된 Claude를</w:t>
+      </w:r>
+      <w:r>
+        <w:t xml:space="preserve"> </w:t>
+      </w:r>
+      <w:r>
+        <w:t xml:space="preserve">직접 구동해 후보를 만듭니다. 로컬에 Claude/speckit이 없으면 생성 대신 설치 안내가 표시되며,</w:t>
+      </w:r>
+      <w:r>
+        <w:t xml:space="preserve"> </w:t>
+      </w:r>
+      <w:r>
+        <w:t xml:space="preserve">일시적으로 Claude 호출이 실패하면 자동으로 in-process 엔진으로 대체해 끊김 없이 동작합니다.</w:t>
       </w:r>
     </w:p>
     <w:bookmarkEnd w:id="64"/>
@@ -2771,6 +2811,41 @@
               <w:pStyle w:val="Compact"/>
             </w:pPr>
             <w:r>
+              <w:t xml:space="preserve">설계 자동 반영(Aggregate·Command·Event 생성)</w:t>
+            </w:r>
+          </w:p>
+        </w:tc>
+        <w:tc>
+          <w:tcPr/>
+          <w:p>
+            <w:pPr>
+              <w:pStyle w:val="Compact"/>
+            </w:pPr>
+            <w:r>
+              <w:t xml:space="preserve">PASS</w:t>
+            </w:r>
+          </w:p>
+        </w:tc>
+        <w:tc>
+          <w:tcPr/>
+          <w:p>
+            <w:pPr>
+              <w:pStyle w:val="Compact"/>
+            </w:pPr>
+            <w:r>
+              <w:t xml:space="preserve">design-trace 반영 확인</w:t>
+            </w:r>
+          </w:p>
+        </w:tc>
+      </w:tr>
+      <w:tr>
+        <w:tc>
+          <w:tcPr/>
+          <w:p>
+            <w:pPr>
+              <w:pStyle w:val="Compact"/>
+            </w:pPr>
+            <w:r>
               <w:t xml:space="preserve">생성 엔진 설치 점검(Claude IDE)</w:t>
             </w:r>
           </w:p>
@@ -2794,6 +2869,41 @@
             </w:pPr>
             <w:r>
               <w:t xml:space="preserve">20_api_local_tooling.txt</w:t>
+            </w:r>
+          </w:p>
+        </w:tc>
+      </w:tr>
+      <w:tr>
+        <w:tc>
+          <w:tcPr/>
+          <w:p>
+            <w:pPr>
+              <w:pStyle w:val="Compact"/>
+            </w:pPr>
+            <w:r>
+              <w:t xml:space="preserve">Claude IDE 헤드리스 생성</w:t>
+            </w:r>
+          </w:p>
+        </w:tc>
+        <w:tc>
+          <w:tcPr/>
+          <w:p>
+            <w:pPr>
+              <w:pStyle w:val="Compact"/>
+            </w:pPr>
+            <w:r>
+              <w:t xml:space="preserve">PASS</w:t>
+            </w:r>
+          </w:p>
+        </w:tc>
+        <w:tc>
+          <w:tcPr/>
+          <w:p>
+            <w:pPr>
+              <w:pStyle w:val="Compact"/>
+            </w:pPr>
+            <w:r>
+              <w:t xml:space="preserve">claude –print (6건 생성)</w:t>
             </w:r>
           </w:p>
         </w:tc>
@@ -2921,7 +3031,7 @@
         <w:pStyle w:val="FirstParagraph"/>
       </w:pPr>
       <w:r>
-        <w:t xml:space="preserve">아래 항목은 이번 범위에 포함되지 않았으며 후속 작업으로 제공될 예정입니다.</w:t>
+        <w:t xml:space="preserve">핵심 기능은 모두 제공됩니다. 아래는 다듬는 단계로 후속에서 개선될 예정입니다.</w:t>
       </w:r>
     </w:p>
     <w:p>
@@ -2937,19 +3047,16 @@
           <w:b/>
           <w:bCs/>
         </w:rPr>
-        <w:t xml:space="preserve">설계 자동 생성 실행</w:t>
-      </w:r>
-      <w:r>
-        <w:t xml:space="preserve">: 현재는 미반영 User Story를 식별해 안내하는 단계까지 제공합니다.</w:t>
-      </w:r>
-      <w:r>
-        <w:t xml:space="preserve"> </w:t>
-      </w:r>
-      <w:r>
-        <w:t xml:space="preserve">“예”</w:t>
-      </w:r>
-      <w:r>
-        <w:t xml:space="preserve">를 눌렀을 때 Aggregate·Command 등 설계를 자동으로 생성하는 단계는 후속에서 제공됩니다.</w:t>
+        <w:t xml:space="preserve">대량 설계 반영의 진행 표시</w:t>
+      </w:r>
+      <w:r>
+        <w:t xml:space="preserve">: 현재 설계 자동 반영은 응답성을 위해 한 번에 일부씩 처리합니다.</w:t>
+      </w:r>
+      <w:r>
+        <w:t xml:space="preserve"> </w:t>
+      </w:r>
+      <w:r>
+        <w:t xml:space="preserve">수백 개를 한 번에 반영할 때의 실시간 진행률·취소 표시는 후속에서 보강됩니다.</w:t>
       </w:r>
     </w:p>
     <w:p>
@@ -2965,16 +3072,16 @@
           <w:b/>
           <w:bCs/>
         </w:rPr>
-        <w:t xml:space="preserve">Claude IDE 엔진의 실제 생성</w:t>
-      </w:r>
-      <w:r>
-        <w:t xml:space="preserve">: 엔진 선택과 설치 점검·안내까지 제공합니다. 로컬 Claude를</w:t>
-      </w:r>
-      <w:r>
-        <w:t xml:space="preserve"> </w:t>
-      </w:r>
-      <w:r>
-        <w:t xml:space="preserve">직접 구동해 생성하는 단계는 후속에서 제공됩니다(현재는 in-process 엔진으로 생성).</w:t>
+        <w:t xml:space="preserve">데스크톱(Electron) 설정 동기화</w:t>
+      </w:r>
+      <w:r>
+        <w:t xml:space="preserve">: 생성 엔진 선택은 브라우저에 저장됩니다. 데스크톱 앱</w:t>
+      </w:r>
+      <w:r>
+        <w:t xml:space="preserve"> </w:t>
+      </w:r>
+      <w:r>
+        <w:t xml:space="preserve">설정 파일과의 동기화는 후속에서 제공됩니다.</w:t>
       </w:r>
     </w:p>
     <w:bookmarkEnd w:id="68"/>
